--- a/Automation/backend/CSS_Proposal_Source.docx
+++ b/Automation/backend/CSS_Proposal_Source.docx
@@ -397,12 +397,12 @@
                 <wp:extent cx="5248275" cy="4602480"/>
                 <wp:effectExtent b="0" l="0" r="0" t="0"/>
                 <wp:wrapTopAndBottom distB="0" distT="0"/>
-                <wp:docPr id="3" name="image17.png"/>
+                <wp:docPr id="3" name="image13.png"/>
                 <a:graphic>
                   <a:graphicData uri="http://schemas.openxmlformats.org/drawingml/2006/picture">
                     <pic:pic>
                       <pic:nvPicPr>
-                        <pic:cNvPr id="0" name="image17.png"/>
+                        <pic:cNvPr id="0" name="image13.png"/>
                         <pic:cNvPicPr preferRelativeResize="0"/>
                       </pic:nvPicPr>
                       <pic:blipFill>
@@ -431,66 +431,54 @@
     </w:p>
     <w:p>
       <w:pPr>
-        <w:keepNext w:val="0"/>
-        <w:keepLines w:val="0"/>
-        <w:pageBreakBefore w:val="0"/>
-        <w:widowControl w:val="0"/>
-        <w:pBdr>
-          <w:top w:space="0" w:sz="0" w:val="nil"/>
-          <w:left w:space="0" w:sz="0" w:val="nil"/>
-          <w:bottom w:space="0" w:sz="0" w:val="nil"/>
-          <w:right w:space="0" w:sz="0" w:val="nil"/>
-          <w:between w:space="0" w:sz="0" w:val="nil"/>
-        </w:pBdr>
-        <w:shd w:fill="auto" w:val="clear"/>
-        <w:spacing w:after="0" w:before="167" w:line="240" w:lineRule="auto"/>
-        <w:ind w:left="0" w:right="0" w:firstLine="0"/>
-        <w:jc w:val="left"/>
-        <w:rPr>
-          <w:rFonts w:ascii="Calibri" w:cs="Calibri" w:eastAsia="Calibri" w:hAnsi="Calibri"/>
-          <w:b w:val="1"/>
-          <w:bCs w:val="1"/>
-          <w:i w:val="0"/>
-          <w:iCs w:val="0"/>
-          <w:smallCaps w:val="0"/>
-          <w:strike w:val="0"/>
-          <w:color w:val="000000"/>
-          <w:sz w:val="72"/>
-          <w:szCs w:val="72"/>
-          <w:u w:val="none"/>
-          <w:shd w:fill="auto" w:val="clear"/>
-          <w:vertAlign w:val="baseline"/>
-        </w:rPr>
-      </w:pPr>
-      <w:r>
-        <w:rPr>
-          <w:rtl w:val="0"/>
-        </w:rPr>
-      </w:r>
-    </w:p>
-    <w:p>
-      <w:pPr>
         <w:spacing w:before="1" w:lineRule="auto"/>
-        <w:ind w:left="1970" w:right="2083" w:firstLine="0.9999999999999432"/>
+        <w:ind w:left="0" w:right="2083" w:firstLine="0"/>
         <w:jc w:val="center"/>
-        <w:rPr>
-          <w:b w:val="1"/>
-          <w:bCs w:val="1"/>
-          <w:sz w:val="52"/>
-          <w:szCs w:val="52"/>
-        </w:rPr>
-      </w:pPr>
-      <w:r>
         <w:rPr>
           <w:b w:val="1"/>
           <w:bCs w:val="1"/>
           <w:color w:val="001f5f"/>
           <w:sz w:val="52"/>
           <w:szCs w:val="52"/>
+        </w:rPr>
+      </w:pPr>
+      <w:r>
+        <w:rPr>
+          <w:b w:val="1"/>
+          <w:bCs w:val="1"/>
+          <w:color w:val="001f5f"/>
+          <w:sz w:val="52"/>
+          <w:szCs w:val="52"/>
           <w:rtl w:val="0"/>
         </w:rPr>
         <w:br w:type="textWrapping"/>
-        <w:t xml:space="preserve">Statement of Work &amp; Proposal For</w:t>
+        <w:tab/>
+        <w:tab/>
+        <w:t xml:space="preserve">Statement of Work &amp; Proposal </w:t>
+      </w:r>
+    </w:p>
+    <w:p>
+      <w:pPr>
+        <w:spacing w:before="1" w:lineRule="auto"/>
+        <w:ind w:left="3600" w:right="2083" w:firstLine="720"/>
+        <w:jc w:val="left"/>
+        <w:rPr>
+          <w:b w:val="1"/>
+          <w:bCs w:val="1"/>
+          <w:sz w:val="52"/>
+          <w:szCs w:val="52"/>
+        </w:rPr>
+      </w:pPr>
+      <w:r>
+        <w:rPr>
+          <w:b w:val="1"/>
+          <w:bCs w:val="1"/>
+          <w:color w:val="001f5f"/>
+          <w:sz w:val="52"/>
+          <w:szCs w:val="52"/>
+          <w:rtl w:val="0"/>
+        </w:rPr>
+        <w:t xml:space="preserve">    For</w:t>
       </w:r>
       <w:r>
         <w:rPr>
@@ -501,8 +489,8 @@
     <w:p>
       <w:pPr>
         <w:spacing w:line="634" w:lineRule="auto"/>
-        <w:ind w:right="110"/>
-        <w:jc w:val="center"/>
+        <w:ind w:left="3600" w:right="110" w:firstLine="720"/>
+        <w:jc w:val="left"/>
         <w:rPr>
           <w:b w:val="1"/>
           <w:bCs w:val="1"/>
@@ -666,12 +654,12 @@
           <wp:inline distB="0" distT="0" distL="0" distR="0">
             <wp:extent cx="2147407" cy="2105025"/>
             <wp:effectExtent b="0" l="0" r="0" t="0"/>
-            <wp:docPr descr="Brand logo Images - Free Download on Freepik" id="18" name="image5.jpg"/>
+            <wp:docPr descr="Brand logo Images - Free Download on Freepik" id="18" name="image6.jpg"/>
             <a:graphic>
               <a:graphicData uri="http://schemas.openxmlformats.org/drawingml/2006/picture">
                 <pic:pic>
                   <pic:nvPicPr>
-                    <pic:cNvPr descr="Brand logo Images - Free Download on Freepik" id="0" name="image5.jpg"/>
+                    <pic:cNvPr descr="Brand logo Images - Free Download on Freepik" id="0" name="image6.jpg"/>
                     <pic:cNvPicPr preferRelativeResize="0"/>
                   </pic:nvPicPr>
                   <pic:blipFill>
@@ -2754,12 +2742,12 @@
             <wp:extent cx="1274064" cy="2970276"/>
             <wp:effectExtent b="0" l="0" r="0" t="0"/>
             <wp:wrapNone/>
-            <wp:docPr id="22" name="image10.jpg"/>
+            <wp:docPr id="22" name="image7.jpg"/>
             <a:graphic>
               <a:graphicData uri="http://schemas.openxmlformats.org/drawingml/2006/picture">
                 <pic:pic>
                   <pic:nvPicPr>
-                    <pic:cNvPr id="0" name="image10.jpg"/>
+                    <pic:cNvPr id="0" name="image7.jpg"/>
                     <pic:cNvPicPr preferRelativeResize="0"/>
                   </pic:nvPicPr>
                   <pic:blipFill>
@@ -2838,12 +2826,12 @@
             <wp:extent cx="1303020" cy="2979420"/>
             <wp:effectExtent b="0" l="0" r="0" t="0"/>
             <wp:wrapNone/>
-            <wp:docPr id="19" name="image3.jpg"/>
+            <wp:docPr id="19" name="image4.jpg"/>
             <a:graphic>
               <a:graphicData uri="http://schemas.openxmlformats.org/drawingml/2006/picture">
                 <pic:pic>
                   <pic:nvPicPr>
-                    <pic:cNvPr id="0" name="image3.jpg"/>
+                    <pic:cNvPr id="0" name="image4.jpg"/>
                     <pic:cNvPicPr preferRelativeResize="0"/>
                   </pic:nvPicPr>
                   <pic:blipFill>
@@ -6375,12 +6363,12 @@
                 <wp:extent cx="788670" cy="294005"/>
                 <wp:effectExtent b="0" l="0" r="0" t="0"/>
                 <wp:wrapNone/>
-                <wp:docPr id="8" name="image28.png"/>
+                <wp:docPr id="8" name="image18.png"/>
                 <a:graphic>
                   <a:graphicData uri="http://schemas.openxmlformats.org/drawingml/2006/picture">
                     <pic:pic>
                       <pic:nvPicPr>
-                        <pic:cNvPr id="0" name="image28.png"/>
+                        <pic:cNvPr id="0" name="image18.png"/>
                         <pic:cNvPicPr preferRelativeResize="0"/>
                       </pic:nvPicPr>
                       <pic:blipFill>
@@ -9510,12 +9498,12 @@
                 <wp:extent cx="788670" cy="294005"/>
                 <wp:effectExtent b="0" l="0" r="0" t="0"/>
                 <wp:wrapNone/>
-                <wp:docPr id="9" name="image29.png"/>
+                <wp:docPr id="9" name="image19.png"/>
                 <a:graphic>
                   <a:graphicData uri="http://schemas.openxmlformats.org/drawingml/2006/picture">
                     <pic:pic>
                       <pic:nvPicPr>
-                        <pic:cNvPr id="0" name="image29.png"/>
+                        <pic:cNvPr id="0" name="image19.png"/>
                         <pic:cNvPicPr preferRelativeResize="0"/>
                       </pic:nvPicPr>
                       <pic:blipFill>
@@ -14566,15 +14554,15 @@
             <wp:positionV relativeFrom="paragraph">
               <wp:posOffset>0</wp:posOffset>
             </wp:positionV>
-            <wp:extent cx="6217871" cy="3516814"/>
+            <wp:extent cx="5790000" cy="3271838"/>
             <wp:effectExtent b="0" l="0" r="0" t="0"/>
             <wp:wrapNone/>
-            <wp:docPr descr="C:\Users\Acer\Pictures\s.png" id="21" name="image6.png"/>
+            <wp:docPr descr="C:\Users\Acer\Pictures\s.png" id="21" name="image5.png"/>
             <a:graphic>
               <a:graphicData uri="http://schemas.openxmlformats.org/drawingml/2006/picture">
                 <pic:pic>
                   <pic:nvPicPr>
-                    <pic:cNvPr descr="C:\Users\Acer\Pictures\s.png" id="0" name="image6.png"/>
+                    <pic:cNvPr descr="C:\Users\Acer\Pictures\s.png" id="0" name="image5.png"/>
                     <pic:cNvPicPr preferRelativeResize="0"/>
                   </pic:nvPicPr>
                   <pic:blipFill>
@@ -14587,7 +14575,7 @@
                   <pic:spPr>
                     <a:xfrm>
                       <a:off x="0" y="0"/>
-                      <a:ext cx="6217871" cy="3516814"/>
+                      <a:ext cx="5790000" cy="3271838"/>
                     </a:xfrm>
                     <a:prstGeom prst="rect"/>
                     <a:ln/>
@@ -15555,12 +15543,12 @@
                 <wp:extent cx="788670" cy="294005"/>
                 <wp:effectExtent b="0" l="0" r="0" t="0"/>
                 <wp:wrapNone/>
-                <wp:docPr id="7" name="image27.png"/>
+                <wp:docPr id="7" name="image17.png"/>
                 <a:graphic>
                   <a:graphicData uri="http://schemas.openxmlformats.org/drawingml/2006/picture">
                     <pic:pic>
                       <pic:nvPicPr>
-                        <pic:cNvPr id="0" name="image27.png"/>
+                        <pic:cNvPr id="0" name="image17.png"/>
                         <pic:cNvPicPr preferRelativeResize="0"/>
                       </pic:nvPicPr>
                       <pic:blipFill>
@@ -18353,12 +18341,12 @@
                 <wp:extent cx="788670" cy="294005"/>
                 <wp:effectExtent b="0" l="0" r="0" t="0"/>
                 <wp:wrapNone/>
-                <wp:docPr id="6" name="image26.png"/>
+                <wp:docPr id="6" name="image16.png"/>
                 <a:graphic>
                   <a:graphicData uri="http://schemas.openxmlformats.org/drawingml/2006/picture">
                     <pic:pic>
                       <pic:nvPicPr>
-                        <pic:cNvPr id="0" name="image26.png"/>
+                        <pic:cNvPr id="0" name="image16.png"/>
                         <pic:cNvPicPr preferRelativeResize="0"/>
                       </pic:nvPicPr>
                       <pic:blipFill>
@@ -26606,12 +26594,12 @@
           <wp:inline distB="0" distT="0" distL="0" distR="0">
             <wp:extent cx="5731200" cy="3213100"/>
             <wp:effectExtent b="0" l="0" r="0" t="0"/>
-            <wp:docPr descr="C:\Users\Acer\Pictures\sam.png" id="12" name="image4.png"/>
+            <wp:docPr descr="C:\Users\Acer\Pictures\sam.png" id="12" name="image3.png"/>
             <a:graphic>
               <a:graphicData uri="http://schemas.openxmlformats.org/drawingml/2006/picture">
                 <pic:pic>
                   <pic:nvPicPr>
-                    <pic:cNvPr descr="C:\Users\Acer\Pictures\sam.png" id="0" name="image4.png"/>
+                    <pic:cNvPr descr="C:\Users\Acer\Pictures\sam.png" id="0" name="image3.png"/>
                     <pic:cNvPicPr preferRelativeResize="0"/>
                   </pic:nvPicPr>
                   <pic:blipFill>
@@ -37502,7 +37490,7 @@
     <w:sdt>
       <w:sdtPr>
         <w:lock w:val="contentLocked"/>
-        <w:id w:val="-539885583"/>
+        <w:id w:val="-1312029531"/>
         <w:tag w:val="goog_rdk_0"/>
       </w:sdtPr>
       <w:sdtContent>
@@ -44146,7 +44134,7 @@
     <w:sdt>
       <w:sdtPr>
         <w:lock w:val="contentLocked"/>
-        <w:id w:val="-1980666441"/>
+        <w:id w:val="-1932435561"/>
         <w:tag w:val="goog_rdk_1"/>
       </w:sdtPr>
       <w:sdtContent>
@@ -44437,36 +44425,23 @@
                     <w:b w:val="1"/>
                     <w:bCs w:val="1"/>
                     <w:color w:val="7030a0"/>
-                    <w:sz w:val="20"/>
-                    <w:szCs w:val="20"/>
+                    <w:sz w:val="24"/>
+                    <w:szCs w:val="24"/>
                     <w:highlight w:val="yellow"/>
                   </w:rPr>
                 </w:pPr>
-                <w:r>
-                  <w:rPr>
-                    <w:rFonts w:ascii="Arial" w:cs="Arial" w:eastAsia="Arial" w:hAnsi="Arial"/>
-                    <w:b w:val="1"/>
-                    <w:bCs w:val="1"/>
-                    <w:color w:val="7030a0"/>
-                    <w:sz w:val="20"/>
-                    <w:szCs w:val="20"/>
-                    <w:highlight w:val="yellow"/>
-                    <w:rtl w:val="0"/>
-                  </w:rPr>
-                  <w:t xml:space="preserve">Post Breach Scenario Assessmen</w:t>
-                </w:r>
                 <w:r>
                   <w:rPr>
                     <w:rFonts w:ascii="Calibri" w:cs="Calibri" w:eastAsia="Calibri" w:hAnsi="Calibri"/>
                     <w:b w:val="1"/>
                     <w:bCs w:val="1"/>
                     <w:color w:val="7030a0"/>
-                    <w:sz w:val="20"/>
-                    <w:szCs w:val="20"/>
+                    <w:sz w:val="24"/>
+                    <w:szCs w:val="24"/>
                     <w:highlight w:val="yellow"/>
                     <w:rtl w:val="0"/>
                   </w:rPr>
-                  <w:t xml:space="preserve">t</w:t>
+                  <w:t xml:space="preserve">Post Breach Scenario Assessment</w:t>
                 </w:r>
               </w:p>
             </w:tc>
@@ -45480,6 +45455,38 @@
     <w:p>
       <w:pPr>
         <w:widowControl w:val="1"/>
+        <w:jc w:val="both"/>
+        <w:rPr>
+          <w:color w:val="595959"/>
+          <w:sz w:val="24"/>
+          <w:szCs w:val="24"/>
+        </w:rPr>
+      </w:pPr>
+      <w:r>
+        <w:rPr>
+          <w:rtl w:val="0"/>
+        </w:rPr>
+      </w:r>
+    </w:p>
+    <w:p>
+      <w:pPr>
+        <w:widowControl w:val="1"/>
+        <w:jc w:val="both"/>
+        <w:rPr>
+          <w:color w:val="595959"/>
+          <w:sz w:val="24"/>
+          <w:szCs w:val="24"/>
+        </w:rPr>
+      </w:pPr>
+      <w:r>
+        <w:rPr>
+          <w:rtl w:val="0"/>
+        </w:rPr>
+      </w:r>
+    </w:p>
+    <w:p>
+      <w:pPr>
+        <w:widowControl w:val="1"/>
         <w:rPr>
           <w:color w:val="595959"/>
           <w:sz w:val="24"/>
@@ -46144,12 +46151,12 @@
               <wp:extent cx="7560310" cy="784860"/>
               <wp:effectExtent b="0" l="0" r="0" t="0"/>
               <wp:wrapNone/>
-              <wp:docPr id="4" name="image18.png"/>
+              <wp:docPr id="4" name="image14.png"/>
               <a:graphic>
                 <a:graphicData uri="http://schemas.openxmlformats.org/drawingml/2006/picture">
                   <pic:pic>
                     <pic:nvPicPr>
-                      <pic:cNvPr id="0" name="image18.png"/>
+                      <pic:cNvPr id="0" name="image14.png"/>
                       <pic:cNvPicPr preferRelativeResize="0"/>
                     </pic:nvPicPr>
                     <pic:blipFill>
@@ -46578,12 +46585,12 @@
               <wp:extent cx="7560310" cy="784860"/>
               <wp:effectExtent b="0" l="0" r="0" t="0"/>
               <wp:wrapNone/>
-              <wp:docPr id="5" name="image19.png"/>
+              <wp:docPr id="5" name="image15.png"/>
               <a:graphic>
                 <a:graphicData uri="http://schemas.openxmlformats.org/drawingml/2006/picture">
                   <pic:pic>
                     <pic:nvPicPr>
-                      <pic:cNvPr id="0" name="image19.png"/>
+                      <pic:cNvPr id="0" name="image15.png"/>
                       <pic:cNvPicPr preferRelativeResize="0"/>
                     </pic:nvPicPr>
                     <pic:blipFill>
@@ -46730,12 +46737,12 @@
           <wp:extent cx="7560309" cy="784606"/>
           <wp:effectExtent b="0" l="0" r="0" t="0"/>
           <wp:wrapNone/>
-          <wp:docPr id="14" name="image7.jpg"/>
+          <wp:docPr id="14" name="image10.jpg"/>
           <a:graphic>
             <a:graphicData uri="http://schemas.openxmlformats.org/drawingml/2006/picture">
               <pic:pic>
                 <pic:nvPicPr>
-                  <pic:cNvPr id="0" name="image7.jpg"/>
+                  <pic:cNvPr id="0" name="image10.jpg"/>
                   <pic:cNvPicPr preferRelativeResize="0"/>
                 </pic:nvPicPr>
                 <pic:blipFill>
